--- a/pr-preview/pr-299/calculus-double-integrals-tracked-changes.docx
+++ b/pr-preview/pr-299/calculus-double-integrals-tracked-changes.docx
@@ -16,7 +16,7 @@
       </w:pPr>
       <w:del w:id="1" w:author="PR Preview" w:date="2026-01-01T00:00:00Z">
         <w:r>
-          <w:delText xml:space="preserve">Last modified: 2026-10-15 00:49:40 (PDT)</w:delText>
+          <w:delText xml:space="preserve">Last modified: 2026-10-15 08:28:32 (PDT)</w:delText>
         </w:r>
       </w:del>
     </w:p>
@@ -26,11 +26,11 @@
       </w:pPr>
       <w:ins w:id="2" w:author="PR Preview" w:date="2026-01-01T00:00:00Z">
         <w:r>
-          <w:t xml:space="preserve">Last modified: 2026-10-15 01:40:47 (PDT)</w:t>
+          <w:t xml:space="preserve">Last modified: 2026-10-15 08:34:34 (PDT)</w:t>
         </w:r>
       </w:ins>
     </w:p>
-    <w:bookmarkStart w:id="85" w:name="sec-double-integrals"/>
+    <w:bookmarkStart w:id="87" w:name="sec-double-integrals"/>
     <w:p>
       <w:pPr>
         <w:pStyle w:val="Heading2"/>
@@ -136,7 +136,7 @@
           <w:rPr>
             <w:rStyle w:val="Hyperlink"/>
           </w:rPr>
-          <w:t xml:space="preserve">Theorem 2</w:t>
+          <w:t xml:space="preserve">Theorem 4</w:t>
         </w:r>
       </w:hyperlink>
       <w:r>
@@ -153,7 +153,7 @@
           <w:rPr>
             <w:rStyle w:val="Hyperlink"/>
           </w:rPr>
-          <w:t xml:space="preserve">Theorem 3</w:t>
+          <w:t xml:space="preserve">Theorem 5</w:t>
         </w:r>
       </w:hyperlink>
       <w:r>
@@ -22660,7 +22660,262 @@
       </w:r>
     </w:p>
     <w:bookmarkEnd w:id="50"/>
-    <w:bookmarkStart w:id="51" w:name="exr-miller-dint-square-root-term"/>
+    <w:bookmarkStart w:id="51" w:name="thm-dint-separable"/>
+    <w:p>
+      <w:pPr>
+        <w:pStyle w:val="BodyText"/>
+      </w:pPr>
+      <w:r>
+        <w:rPr>
+          <w:b/>
+          <w:bCs/>
+        </w:rPr>
+        <w:t xml:space="preserve">Theorem 2 (Double integral of a product of powers)</w:t>
+      </w:r>
+      <w:r>
+        <w:t xml:space="preserve"> </w:t>
+      </w:r>
+      <w:r>
+        <w:t xml:space="preserve">For</w:t>
+      </w:r>
+      <w:r>
+        <w:t xml:space="preserve"> </w:t>
+      </w:r>
+      <m:oMath>
+        <m:r>
+          <m:t>m</m:t>
+        </m:r>
+        <m:r>
+          <m:rPr>
+            <m:sty m:val="p"/>
+          </m:rPr>
+          <m:t>,</m:t>
+        </m:r>
+        <m:r>
+          <m:t>n</m:t>
+        </m:r>
+        <m:r>
+          <m:rPr>
+            <m:sty m:val="p"/>
+          </m:rPr>
+          <m:t>&gt;</m:t>
+        </m:r>
+        <m:r>
+          <m:t>0</m:t>
+        </m:r>
+      </m:oMath>
+      <w:r>
+        <w:t xml:space="preserve">,</w:t>
+      </w:r>
+    </w:p>
+    <w:p>
+      <w:pPr>
+        <w:pStyle w:val="BodyText"/>
+      </w:pPr>
+      <m:oMathPara>
+        <m:oMathParaPr>
+          <m:jc m:val="center"/>
+        </m:oMathParaPr>
+        <m:oMath>
+          <m:nary>
+            <m:naryPr>
+              <m:chr m:val="∫"/>
+              <m:limLoc m:val="subSup"/>
+              <m:subHide m:val="off"/>
+              <m:supHide m:val="off"/>
+            </m:naryPr>
+            <m:sub>
+              <m:r>
+                <m:t>0</m:t>
+              </m:r>
+            </m:sub>
+            <m:sup>
+              <m:r>
+                <m:t>1</m:t>
+              </m:r>
+            </m:sup>
+            <m:e>
+              <m:nary>
+                <m:naryPr>
+                  <m:chr m:val="∫"/>
+                  <m:limLoc m:val="subSup"/>
+                  <m:subHide m:val="off"/>
+                  <m:supHide m:val="off"/>
+                </m:naryPr>
+                <m:sub>
+                  <m:r>
+                    <m:t>0</m:t>
+                  </m:r>
+                </m:sub>
+                <m:sup>
+                  <m:r>
+                    <m:t>1</m:t>
+                  </m:r>
+                </m:sup>
+                <m:e>
+                  <m:sSup>
+                    <m:e>
+                      <m:r>
+                        <m:t>x</m:t>
+                      </m:r>
+                    </m:e>
+                    <m:sup>
+                      <m:r>
+                        <m:t>m</m:t>
+                      </m:r>
+                    </m:sup>
+                  </m:sSup>
+                </m:e>
+              </m:nary>
+            </m:e>
+          </m:nary>
+          <m:sSup>
+            <m:e>
+              <m:r>
+                <m:t>y</m:t>
+              </m:r>
+            </m:e>
+            <m:sup>
+              <m:r>
+                <m:t>n</m:t>
+              </m:r>
+            </m:sup>
+          </m:sSup>
+          <m:r>
+            <m:t> </m:t>
+          </m:r>
+          <m:r>
+            <m:t>d</m:t>
+          </m:r>
+          <m:r>
+            <m:t>y</m:t>
+          </m:r>
+          <m:r>
+            <m:t> </m:t>
+          </m:r>
+          <m:r>
+            <m:t>d</m:t>
+          </m:r>
+          <m:r>
+            <m:t>x</m:t>
+          </m:r>
+          <m:r>
+            <m:rPr>
+              <m:sty m:val="p"/>
+            </m:rPr>
+            <m:t>=</m:t>
+          </m:r>
+          <m:f>
+            <m:fPr>
+              <m:type m:val="bar"/>
+            </m:fPr>
+            <m:num>
+              <m:r>
+                <m:t>1</m:t>
+              </m:r>
+            </m:num>
+            <m:den>
+              <m:r>
+                <m:rPr>
+                  <m:sty m:val="p"/>
+                </m:rPr>
+                <m:t>(</m:t>
+              </m:r>
+              <m:r>
+                <m:t>m</m:t>
+              </m:r>
+              <m:r>
+                <m:rPr>
+                  <m:sty m:val="p"/>
+                </m:rPr>
+                <m:t>+</m:t>
+              </m:r>
+              <m:r>
+                <m:t>1</m:t>
+              </m:r>
+              <m:r>
+                <m:rPr>
+                  <m:sty m:val="p"/>
+                </m:rPr>
+                <m:t>)</m:t>
+              </m:r>
+              <m:r>
+                <m:rPr>
+                  <m:sty m:val="p"/>
+                </m:rPr>
+                <m:t>(</m:t>
+              </m:r>
+              <m:r>
+                <m:t>n</m:t>
+              </m:r>
+              <m:r>
+                <m:rPr>
+                  <m:sty m:val="p"/>
+                </m:rPr>
+                <m:t>+</m:t>
+              </m:r>
+              <m:r>
+                <m:t>1</m:t>
+              </m:r>
+              <m:r>
+                <m:rPr>
+                  <m:sty m:val="p"/>
+                </m:rPr>
+                <m:t>)</m:t>
+              </m:r>
+            </m:den>
+          </m:f>
+        </m:oMath>
+      </m:oMathPara>
+    </w:p>
+    <w:bookmarkEnd w:id="51"/>
+    <w:p>
+      <w:pPr>
+        <w:pStyle w:val="FirstParagraph"/>
+      </w:pPr>
+      <w:r>
+        <w:rPr>
+          <w:i/>
+          <w:iCs/>
+        </w:rPr>
+        <w:t xml:space="preserve">Proof</w:t>
+      </w:r>
+      <w:r>
+        <w:t xml:space="preserve">. </w:t>
+      </w:r>
+      <w:r>
+        <w:t xml:space="preserve">This is the solution to</w:t>
+      </w:r>
+      <w:r>
+        <w:t xml:space="preserve"> </w:t>
+      </w:r>
+      <w:hyperlink w:anchor="exr-miller-dint-separable">
+        <w:r>
+          <w:rPr>
+            <w:rStyle w:val="Hyperlink"/>
+          </w:rPr>
+          <w:t xml:space="preserve">Exercise 5</w:t>
+        </w:r>
+      </w:hyperlink>
+      <w:r>
+        <w:t xml:space="preserve">, worked in</w:t>
+      </w:r>
+      <w:r>
+        <w:t xml:space="preserve"> </w:t>
+      </w:r>
+      <w:hyperlink w:anchor="sol-miller-dint-separable">
+        <w:r>
+          <w:rPr>
+            <w:rStyle w:val="Hyperlink"/>
+          </w:rPr>
+          <w:t xml:space="preserve">Solution 5</w:t>
+        </w:r>
+      </w:hyperlink>
+      <w:r>
+        <w:t xml:space="preserve">.</w:t>
+      </w:r>
+    </w:p>
+    <w:bookmarkStart w:id="52" w:name="exr-miller-dint-square-root-term"/>
     <w:p>
       <w:pPr>
         <w:pStyle w:val="BodyText"/>
@@ -22825,8 +23080,8 @@
         </m:oMath>
       </m:oMathPara>
     </w:p>
-    <w:bookmarkEnd w:id="51"/>
-    <w:bookmarkStart w:id="52" w:name="sol-miller-dint-square-root-term"/>
+    <w:bookmarkEnd w:id="52"/>
+    <w:bookmarkStart w:id="53" w:name="sol-miller-dint-square-root-term"/>
     <w:p>
       <w:pPr>
         <w:pStyle w:val="FirstParagraph"/>
@@ -23745,8 +24000,8 @@
         </m:oMath>
       </m:oMathPara>
     </w:p>
-    <w:bookmarkEnd w:id="52"/>
-    <w:bookmarkStart w:id="53" w:name="exr-miller-dint-linear-plane"/>
+    <w:bookmarkEnd w:id="53"/>
+    <w:bookmarkStart w:id="54" w:name="exr-miller-dint-linear-plane"/>
     <w:p>
       <w:pPr>
         <w:pStyle w:val="FirstParagraph"/>
@@ -23923,8 +24178,8 @@
         </m:oMath>
       </m:oMathPara>
     </w:p>
-    <w:bookmarkEnd w:id="53"/>
-    <w:bookmarkStart w:id="54" w:name="sol-miller-dint-linear-plane"/>
+    <w:bookmarkEnd w:id="54"/>
+    <w:bookmarkStart w:id="55" w:name="sol-miller-dint-linear-plane"/>
     <w:p>
       <w:pPr>
         <w:pStyle w:val="FirstParagraph"/>
@@ -24488,53 +24743,120 @@
         </m:oMath>
       </m:oMathPara>
     </w:p>
-    <w:bookmarkEnd w:id="54"/>
-    <w:bookmarkStart w:id="55" w:name="exr-miller-dint-harmonic-identity"/>
+    <w:bookmarkEnd w:id="55"/>
+    <w:bookmarkStart w:id="56" w:name="exr-miller-dint-harmonic-identity"/>
     <w:p>
       <w:pPr>
         <w:pStyle w:val="FirstParagraph"/>
       </w:pPr>
-      <w:r>
-        <w:rPr>
-          <w:b/>
-          <w:bCs/>
-        </w:rPr>
-        <w:t xml:space="preserve">Exercise 8 (Harmonic numbers via double integrals)</w:t>
-      </w:r>
-      <w:r>
-        <w:t xml:space="preserve"> </w:t>
-      </w:r>
-      <w:r>
-        <w:t xml:space="preserve">Adapted from</w:t>
-      </w:r>
-      <w:r>
-        <w:t xml:space="preserve"> </w:t>
-      </w:r>
-      <w:r>
-        <w:t xml:space="preserve">Miller (2016)</w:t>
-      </w:r>
-      <w:r>
-        <w:t xml:space="preserve">, Question 1.1.54.</w:t>
-      </w:r>
+      <w:del w:id="3" w:author="PR Preview" w:date="2026-01-01T00:00:00Z">
+        <w:r>
+          <w:rPr>
+            <w:b/>
+            <w:bCs/>
+          </w:rPr>
+          <w:delText xml:space="preserve">Exercise 8 (Harmonic numbers via double integrals)</w:delText>
+        </w:r>
+      </w:del>
+      <w:del w:id="4" w:author="PR Preview" w:date="2026-01-01T00:00:00Z">
+        <w:r>
+          <w:delText xml:space="preserve"> </w:delText>
+        </w:r>
+      </w:del>
+      <w:del w:id="5" w:author="PR Preview" w:date="2026-01-01T00:00:00Z">
+        <w:r>
+          <w:delText xml:space="preserve">Adapted from</w:delText>
+        </w:r>
+      </w:del>
+      <w:del w:id="6" w:author="PR Preview" w:date="2026-01-01T00:00:00Z">
+        <w:r>
+          <w:delText xml:space="preserve"> </w:delText>
+        </w:r>
+      </w:del>
+      <w:del w:id="7" w:author="PR Preview" w:date="2026-01-01T00:00:00Z">
+        <w:r>
+          <w:delText xml:space="preserve">Miller (2016)</w:delText>
+        </w:r>
+      </w:del>
+      <w:del w:id="8" w:author="PR Preview" w:date="2026-01-01T00:00:00Z">
+        <w:r>
+          <w:delText xml:space="preserve">, Question 1.1.54.</w:delText>
+        </w:r>
+      </w:del>
     </w:p>
     <w:p>
       <w:pPr>
         <w:pStyle w:val="BodyText"/>
       </w:pPr>
-      <w:r>
-        <w:t xml:space="preserve">Prove that for every positive integer</w:t>
-      </w:r>
-      <w:r>
-        <w:t xml:space="preserve"> </w:t>
-      </w:r>
+      <w:del w:id="9" w:author="PR Preview" w:date="2026-01-01T00:00:00Z">
+        <w:r>
+          <w:delText xml:space="preserve">Prove that for every positive integer</w:delText>
+        </w:r>
+      </w:del>
+      <w:del w:id="10" w:author="PR Preview" w:date="2026-01-01T00:00:00Z">
+        <w:r>
+          <w:delText xml:space="preserve"> </w:delText>
+        </w:r>
+      </w:del>
       <m:oMath>
         <m:r>
           <m:t>n</m:t>
         </m:r>
       </m:oMath>
-      <w:r>
-        <w:t xml:space="preserve">:</w:t>
-      </w:r>
+      <w:del w:id="11" w:author="PR Preview" w:date="2026-01-01T00:00:00Z">
+        <w:r>
+          <w:delText xml:space="preserve">:</w:delText>
+        </w:r>
+      </w:del>
+    </w:p>
+    <w:p>
+      <w:pPr>
+        <w:pStyle w:val="FirstParagraph"/>
+      </w:pPr>
+      <w:ins w:id="12" w:author="PR Preview" w:date="2026-01-01T00:00:00Z">
+        <w:r>
+          <w:rPr>
+            <w:b/>
+            <w:bCs/>
+          </w:rPr>
+          <w:t xml:space="preserve">Exercise 8 (A double integral with a parameter)</w:t>
+        </w:r>
+      </w:ins>
+      <w:ins w:id="13" w:author="PR Preview" w:date="2026-01-01T00:00:00Z">
+        <w:r>
+          <w:t xml:space="preserve"> </w:t>
+        </w:r>
+      </w:ins>
+      <w:ins w:id="14" w:author="PR Preview" w:date="2026-01-01T00:00:00Z">
+        <w:r>
+          <w:t xml:space="preserve">Adapted from</w:t>
+        </w:r>
+      </w:ins>
+      <w:ins w:id="15" w:author="PR Preview" w:date="2026-01-01T00:00:00Z">
+        <w:r>
+          <w:t xml:space="preserve"> </w:t>
+        </w:r>
+      </w:ins>
+      <w:ins w:id="16" w:author="PR Preview" w:date="2026-01-01T00:00:00Z">
+        <w:r>
+          <w:t xml:space="preserve">Miller (2016)</w:t>
+        </w:r>
+      </w:ins>
+      <w:ins w:id="17" w:author="PR Preview" w:date="2026-01-01T00:00:00Z">
+        <w:r>
+          <w:t xml:space="preserve">, Question 1.1.54.</w:t>
+        </w:r>
+      </w:ins>
+    </w:p>
+    <w:p>
+      <w:pPr>
+        <w:pStyle w:val="BodyText"/>
+      </w:pPr>
+      <w:ins w:id="18" w:author="PR Preview" w:date="2026-01-01T00:00:00Z">
+        <w:r>
+          <w:t xml:space="preserve">Evaluate the double integral</w:t>
+        </w:r>
+      </w:ins>
     </w:p>
     <w:p>
       <w:pPr>
@@ -24545,7 +24867,23 @@
           <m:jc m:val="center"/>
         </m:oMathParaPr>
         <m:oMath>
-          <m:eqArr>
+          <m:nary>
+            <m:naryPr>
+              <m:chr m:val="∫"/>
+              <m:limLoc m:val="subSup"/>
+              <m:subHide m:val="off"/>
+              <m:supHide m:val="off"/>
+            </m:naryPr>
+            <m:sub>
+              <m:r>
+                <m:t>0</m:t>
+              </m:r>
+            </m:sub>
+            <m:sup>
+              <m:r>
+                <m:t>1</m:t>
+              </m:r>
+            </m:sup>
             <m:e>
               <m:nary>
                 <m:naryPr>
@@ -24565,263 +24903,231 @@
                   </m:r>
                 </m:sup>
                 <m:e>
-                  <m:nary>
-                    <m:naryPr>
-                      <m:chr m:val="∫"/>
-                      <m:limLoc m:val="subSup"/>
-                      <m:subHide m:val="off"/>
-                      <m:supHide m:val="off"/>
-                    </m:naryPr>
-                    <m:sub>
-                      <m:r>
-                        <m:t>0</m:t>
-                      </m:r>
-                    </m:sub>
-                    <m:sup>
-                      <m:r>
-                        <m:t>1</m:t>
-                      </m:r>
-                    </m:sup>
-                    <m:e>
-                      <m:r>
-                        <m:t>n</m:t>
-                      </m:r>
-                    </m:e>
-                  </m:nary>
-                </m:e>
-              </m:nary>
-              <m:r>
-                <m:rPr>
-                  <m:sty m:val="p"/>
-                </m:rPr>
-                <m:t>(</m:t>
-              </m:r>
-              <m:r>
-                <m:t>1</m:t>
-              </m:r>
-              <m:r>
-                <m:rPr>
-                  <m:sty m:val="p"/>
-                </m:rPr>
-                <m:t>−</m:t>
-              </m:r>
-              <m:r>
-                <m:t>x</m:t>
-              </m:r>
-              <m:r>
-                <m:t>y</m:t>
-              </m:r>
-              <m:sSup>
-                <m:e>
-                  <m:r>
-                    <m:rPr>
-                      <m:sty m:val="p"/>
-                    </m:rPr>
-                    <m:t>)</m:t>
-                  </m:r>
-                </m:e>
-                <m:sup>
                   <m:r>
                     <m:t>n</m:t>
                   </m:r>
-                  <m:r>
-                    <m:rPr>
-                      <m:sty m:val="p"/>
-                    </m:rPr>
-                    <m:t>−</m:t>
-                  </m:r>
-                  <m:r>
-                    <m:t>1</m:t>
-                  </m:r>
-                </m:sup>
-              </m:sSup>
-              <m:r>
-                <m:t> </m:t>
-              </m:r>
-              <m:r>
-                <m:t>d</m:t>
-              </m:r>
-              <m:r>
-                <m:t>x</m:t>
-              </m:r>
-              <m:r>
-                <m:t> </m:t>
-              </m:r>
-              <m:r>
-                <m:t>d</m:t>
-              </m:r>
-              <m:r>
-                <m:t>y</m:t>
-              </m:r>
-              <m:r>
-                <m:t>&amp;</m:t>
-              </m:r>
-              <m:r>
-                <m:rPr>
-                  <m:sty m:val="p"/>
-                </m:rPr>
-                <m:t>=</m:t>
-              </m:r>
-              <m:nary>
-                <m:naryPr>
-                  <m:chr m:val="∑"/>
-                  <m:limLoc m:val="undOvr"/>
-                  <m:subHide m:val="off"/>
-                  <m:supHide m:val="off"/>
-                </m:naryPr>
-                <m:sub>
-                  <m:r>
-                    <m:t>k</m:t>
-                  </m:r>
-                  <m:r>
-                    <m:rPr>
-                      <m:sty m:val="p"/>
-                    </m:rPr>
-                    <m:t>=</m:t>
-                  </m:r>
-                  <m:r>
-                    <m:t>1</m:t>
-                  </m:r>
-                </m:sub>
-                <m:sup>
-                  <m:r>
-                    <m:t>n</m:t>
-                  </m:r>
-                </m:sup>
-                <m:e>
-                  <m:f>
-                    <m:fPr>
-                      <m:type m:val="bar"/>
-                    </m:fPr>
-                    <m:num>
-                      <m:r>
-                        <m:t>1</m:t>
-                      </m:r>
-                    </m:num>
-                    <m:den>
-                      <m:r>
-                        <m:t>k</m:t>
-                      </m:r>
-                    </m:den>
-                  </m:f>
                 </m:e>
               </m:nary>
             </m:e>
+          </m:nary>
+          <m:r>
+            <m:rPr>
+              <m:sty m:val="p"/>
+            </m:rPr>
+            <m:t>(</m:t>
+          </m:r>
+          <m:r>
+            <m:t>1</m:t>
+          </m:r>
+          <m:r>
+            <m:rPr>
+              <m:sty m:val="p"/>
+            </m:rPr>
+            <m:t>−</m:t>
+          </m:r>
+          <m:r>
+            <m:t>x</m:t>
+          </m:r>
+          <m:r>
+            <m:t>y</m:t>
+          </m:r>
+          <m:sSup>
             <m:e>
               <m:r>
-                <m:t>&amp;</m:t>
-              </m:r>
-              <m:r>
-                <m:rPr>
-                  <m:sty m:val="p"/>
-                </m:rPr>
-                <m:t>=</m:t>
+                <m:rPr>
+                  <m:sty m:val="p"/>
+                </m:rPr>
+                <m:t>)</m:t>
+              </m:r>
+            </m:e>
+            <m:sup>
+              <m:r>
+                <m:t>n</m:t>
+              </m:r>
+              <m:r>
+                <m:rPr>
+                  <m:sty m:val="p"/>
+                </m:rPr>
+                <m:t>−</m:t>
               </m:r>
               <m:r>
                 <m:t>1</m:t>
               </m:r>
-              <m:r>
-                <m:rPr>
-                  <m:sty m:val="p"/>
-                </m:rPr>
-                <m:t>+</m:t>
-              </m:r>
-              <m:f>
-                <m:fPr>
-                  <m:type m:val="bar"/>
-                </m:fPr>
-                <m:num>
-                  <m:r>
-                    <m:t>1</m:t>
-                  </m:r>
-                </m:num>
-                <m:den>
-                  <m:r>
-                    <m:t>2</m:t>
-                  </m:r>
-                </m:den>
-              </m:f>
-              <m:r>
-                <m:rPr>
-                  <m:sty m:val="p"/>
-                </m:rPr>
-                <m:t>+</m:t>
-              </m:r>
-              <m:r>
-                <m:rPr>
-                  <m:sty m:val="p"/>
-                </m:rPr>
-                <m:t>…</m:t>
-              </m:r>
-              <m:r>
-                <m:rPr>
-                  <m:sty m:val="p"/>
-                </m:rPr>
-                <m:t>+</m:t>
-              </m:r>
-              <m:f>
-                <m:fPr>
-                  <m:type m:val="bar"/>
-                </m:fPr>
-                <m:num>
-                  <m:r>
-                    <m:t>1</m:t>
-                  </m:r>
-                </m:num>
-                <m:den>
-                  <m:r>
-                    <m:t>n</m:t>
-                  </m:r>
-                </m:den>
-              </m:f>
-            </m:e>
-          </m:eqArr>
+            </m:sup>
+          </m:sSup>
+          <m:r>
+            <m:t> </m:t>
+          </m:r>
+          <m:r>
+            <m:t>d</m:t>
+          </m:r>
+          <m:r>
+            <m:t>x</m:t>
+          </m:r>
+          <m:r>
+            <m:t> </m:t>
+          </m:r>
+          <m:r>
+            <m:t>d</m:t>
+          </m:r>
+          <m:r>
+            <m:t>y</m:t>
+          </m:r>
         </m:oMath>
       </m:oMathPara>
     </w:p>
-    <w:bookmarkEnd w:id="55"/>
-    <w:bookmarkStart w:id="56" w:name="sol-miller-dint-harmonic-identity"/>
     <w:p>
       <w:pPr>
         <w:pStyle w:val="FirstParagraph"/>
       </w:pPr>
-      <w:r>
-        <w:rPr>
-          <w:i/>
-          <w:iCs/>
-        </w:rPr>
-        <w:t xml:space="preserve">Solution 8</w:t>
-      </w:r>
-      <w:r>
-        <w:t xml:space="preserve">. </w:t>
-      </w:r>
-      <w:r>
-        <w:rPr>
-          <w:b/>
-          <w:bCs/>
-        </w:rPr>
-        <w:t xml:space="preserve">Method 1 (integration then geometric series):</w:t>
-      </w:r>
-      <w:r>
-        <w:t xml:space="preserve"> </w:t>
-      </w:r>
-      <w:r>
-        <w:t xml:space="preserve">Integrate with respect to</w:t>
-      </w:r>
-      <w:r>
-        <w:t xml:space="preserve"> </w:t>
-      </w:r>
+      <w:del w:id="19" w:author="PR Preview" w:date="2026-01-01T00:00:00Z">
+        <w:r>
+          <w:rPr>
+            <w:i/>
+            <w:iCs/>
+          </w:rPr>
+          <w:delText xml:space="preserve">Solution 8</w:delText>
+        </w:r>
+      </w:del>
+      <w:del w:id="20" w:author="PR Preview" w:date="2026-01-01T00:00:00Z">
+        <w:r>
+          <w:delText xml:space="preserve">. </w:delText>
+        </w:r>
+      </w:del>
+      <w:del w:id="21" w:author="PR Preview" w:date="2026-01-01T00:00:00Z">
+        <w:r>
+          <w:rPr>
+            <w:b/>
+            <w:bCs/>
+          </w:rPr>
+          <w:delText xml:space="preserve">Method 1 (integration then geometric series):</w:delText>
+        </w:r>
+      </w:del>
+      <w:del w:id="22" w:author="PR Preview" w:date="2026-01-01T00:00:00Z">
+        <w:r>
+          <w:delText xml:space="preserve"> </w:delText>
+        </w:r>
+      </w:del>
+      <w:del w:id="23" w:author="PR Preview" w:date="2026-01-01T00:00:00Z">
+        <w:r>
+          <w:delText xml:space="preserve">Integrate with respect to</w:delText>
+        </w:r>
+      </w:del>
+      <w:del w:id="24" w:author="PR Preview" w:date="2026-01-01T00:00:00Z">
+        <w:r>
+          <w:delText xml:space="preserve"> </w:delText>
+        </w:r>
+      </w:del>
       <m:oMath>
         <m:r>
           <m:t>x</m:t>
         </m:r>
       </m:oMath>
-      <w:r>
-        <w:t xml:space="preserve"> </w:t>
-      </w:r>
-      <w:r>
-        <w:t xml:space="preserve">first:</w:t>
-      </w:r>
+      <w:del w:id="25" w:author="PR Preview" w:date="2026-01-01T00:00:00Z">
+        <w:r>
+          <w:delText xml:space="preserve"> </w:delText>
+        </w:r>
+      </w:del>
+      <w:del w:id="26" w:author="PR Preview" w:date="2026-01-01T00:00:00Z">
+        <w:r>
+          <w:delText xml:space="preserve">first:</w:delText>
+        </w:r>
+      </w:del>
+    </w:p>
+    <w:p>
+      <w:pPr>
+        <w:pStyle w:val="FirstParagraph"/>
+      </w:pPr>
+      <w:ins w:id="27" w:author="PR Preview" w:date="2026-01-01T00:00:00Z">
+        <w:r>
+          <w:t xml:space="preserve">for every positive integer</w:t>
+        </w:r>
+      </w:ins>
+      <w:ins w:id="28" w:author="PR Preview" w:date="2026-01-01T00:00:00Z">
+        <w:r>
+          <w:t xml:space="preserve"> </w:t>
+        </w:r>
+      </w:ins>
+      <m:oMath>
+        <m:r>
+          <m:t>n</m:t>
+        </m:r>
+      </m:oMath>
+      <w:ins w:id="29" w:author="PR Preview" w:date="2026-01-01T00:00:00Z">
+        <w:r>
+          <w:t xml:space="preserve">,</w:t>
+        </w:r>
+      </w:ins>
+      <w:ins w:id="30" w:author="PR Preview" w:date="2026-01-01T00:00:00Z">
+        <w:r>
+          <w:t xml:space="preserve"> </w:t>
+        </w:r>
+      </w:ins>
+      <w:ins w:id="31" w:author="PR Preview" w:date="2026-01-01T00:00:00Z">
+        <w:r>
+          <w:t xml:space="preserve">and write the result as a sum of reciprocals of integers.</w:t>
+        </w:r>
+      </w:ins>
+    </w:p>
+    <w:bookmarkEnd w:id="56"/>
+    <w:bookmarkStart w:id="57" w:name="sol-miller-dint-harmonic-identity"/>
+    <w:p>
+      <w:pPr>
+        <w:pStyle w:val="BodyText"/>
+      </w:pPr>
+      <w:ins w:id="32" w:author="PR Preview" w:date="2026-01-01T00:00:00Z">
+        <w:r>
+          <w:rPr>
+            <w:i/>
+            <w:iCs/>
+          </w:rPr>
+          <w:t xml:space="preserve">Solution 8</w:t>
+        </w:r>
+      </w:ins>
+      <w:ins w:id="33" w:author="PR Preview" w:date="2026-01-01T00:00:00Z">
+        <w:r>
+          <w:t xml:space="preserve">. </w:t>
+        </w:r>
+      </w:ins>
+      <w:ins w:id="34" w:author="PR Preview" w:date="2026-01-01T00:00:00Z">
+        <w:r>
+          <w:rPr>
+            <w:b/>
+            <w:bCs/>
+          </w:rPr>
+          <w:t xml:space="preserve">Integration, then a geometric series:</w:t>
+        </w:r>
+      </w:ins>
+      <w:ins w:id="35" w:author="PR Preview" w:date="2026-01-01T00:00:00Z">
+        <w:r>
+          <w:t xml:space="preserve"> </w:t>
+        </w:r>
+      </w:ins>
+      <w:ins w:id="36" w:author="PR Preview" w:date="2026-01-01T00:00:00Z">
+        <w:r>
+          <w:t xml:space="preserve">Integrate with respect to</w:t>
+        </w:r>
+      </w:ins>
+      <w:ins w:id="37" w:author="PR Preview" w:date="2026-01-01T00:00:00Z">
+        <w:r>
+          <w:t xml:space="preserve"> </w:t>
+        </w:r>
+      </w:ins>
+      <m:oMath>
+        <m:r>
+          <m:t>x</m:t>
+        </m:r>
+      </m:oMath>
+      <w:ins w:id="38" w:author="PR Preview" w:date="2026-01-01T00:00:00Z">
+        <w:r>
+          <w:t xml:space="preserve"> </w:t>
+        </w:r>
+      </w:ins>
+      <w:ins w:id="39" w:author="PR Preview" w:date="2026-01-01T00:00:00Z">
+        <w:r>
+          <w:t xml:space="preserve">first:</w:t>
+        </w:r>
+      </w:ins>
     </w:p>
     <w:p>
       <w:pPr>
@@ -25910,22 +26216,30 @@
       <w:pPr>
         <w:pStyle w:val="FirstParagraph"/>
       </w:pPr>
-      <w:r>
-        <w:rPr>
-          <w:b/>
-          <w:bCs/>
-        </w:rPr>
-        <w:t xml:space="preserve">Method 2 (binomial expansion):</w:t>
-      </w:r>
-      <w:r>
-        <w:t xml:space="preserve"> </w:t>
-      </w:r>
-      <w:r>
-        <w:t xml:space="preserve">Expand</w:t>
-      </w:r>
-      <w:r>
-        <w:t xml:space="preserve"> </w:t>
-      </w:r>
+      <w:del w:id="40" w:author="PR Preview" w:date="2026-01-01T00:00:00Z">
+        <w:r>
+          <w:rPr>
+            <w:b/>
+            <w:bCs/>
+          </w:rPr>
+          <w:delText xml:space="preserve">Method 2 (binomial expansion):</w:delText>
+        </w:r>
+      </w:del>
+      <w:del w:id="41" w:author="PR Preview" w:date="2026-01-01T00:00:00Z">
+        <w:r>
+          <w:delText xml:space="preserve"> </w:delText>
+        </w:r>
+      </w:del>
+      <w:del w:id="42" w:author="PR Preview" w:date="2026-01-01T00:00:00Z">
+        <w:r>
+          <w:delText xml:space="preserve">Expand</w:delText>
+        </w:r>
+      </w:del>
+      <w:del w:id="43" w:author="PR Preview" w:date="2026-01-01T00:00:00Z">
+        <w:r>
+          <w:delText xml:space="preserve"> </w:delText>
+        </w:r>
+      </w:del>
       <m:oMath>
         <m:r>
           <m:rPr>
@@ -26108,12 +26422,16 @@
           </m:sup>
         </m:sSup>
       </m:oMath>
-      <w:r>
-        <w:t xml:space="preserve">. Integrating over</w:t>
-      </w:r>
-      <w:r>
-        <w:t xml:space="preserve"> </w:t>
-      </w:r>
+      <w:del w:id="44" w:author="PR Preview" w:date="2026-01-01T00:00:00Z">
+        <w:r>
+          <w:delText xml:space="preserve">. Integrating over</w:delText>
+        </w:r>
+      </w:del>
+      <w:del w:id="45" w:author="PR Preview" w:date="2026-01-01T00:00:00Z">
+        <w:r>
+          <w:delText xml:space="preserve"> </w:delText>
+        </w:r>
+      </w:del>
       <m:oMath>
         <m:r>
           <m:rPr>
@@ -26149,9 +26467,312 @@
           </m:sup>
         </m:sSup>
       </m:oMath>
-      <w:r>
-        <w:t xml:space="preserve">:</w:t>
-      </w:r>
+      <w:del w:id="46" w:author="PR Preview" w:date="2026-01-01T00:00:00Z">
+        <w:r>
+          <w:delText xml:space="preserve">:</w:delText>
+        </w:r>
+      </w:del>
+    </w:p>
+    <w:p>
+      <w:pPr>
+        <w:pStyle w:val="FirstParagraph"/>
+      </w:pPr>
+      <w:ins w:id="47" w:author="PR Preview" w:date="2026-01-01T00:00:00Z">
+        <w:r>
+          <w:t xml:space="preserve">The result is stated as</w:t>
+        </w:r>
+      </w:ins>
+      <w:ins w:id="48" w:author="PR Preview" w:date="2026-01-01T00:00:00Z">
+        <w:r>
+          <w:t xml:space="preserve"> </w:t>
+        </w:r>
+      </w:ins>
+      <w:hyperlink w:anchor="thm-dint-harmonic-identity">
+        <w:ins w:id="49" w:author="PR Preview" w:date="2026-01-01T00:00:00Z">
+          <w:r>
+            <w:rPr>
+              <w:rStyle w:val="Hyperlink"/>
+            </w:rPr>
+            <w:t xml:space="preserve">Theorem 3</w:t>
+          </w:r>
+        </w:ins>
+      </w:hyperlink>
+      <w:ins w:id="50" w:author="PR Preview" w:date="2026-01-01T00:00:00Z">
+        <w:r>
+          <w:t xml:space="preserve">.</w:t>
+        </w:r>
+      </w:ins>
+    </w:p>
+    <w:p>
+      <w:pPr>
+        <w:pStyle w:val="BodyText"/>
+      </w:pPr>
+      <w:ins w:id="51" w:author="PR Preview" w:date="2026-01-01T00:00:00Z">
+        <w:r>
+          <w:rPr>
+            <w:i/>
+            <w:iCs/>
+          </w:rPr>
+          <w:t xml:space="preserve">Remark (binomial expansion):</w:t>
+        </w:r>
+      </w:ins>
+      <w:ins w:id="52" w:author="PR Preview" w:date="2026-01-01T00:00:00Z">
+        <w:r>
+          <w:t xml:space="preserve"> </w:t>
+        </w:r>
+      </w:ins>
+      <w:ins w:id="53" w:author="PR Preview" w:date="2026-01-01T00:00:00Z">
+        <w:r>
+          <w:t xml:space="preserve">The same integral can be expanded in a different way.</w:t>
+        </w:r>
+      </w:ins>
+      <w:ins w:id="54" w:author="PR Preview" w:date="2026-01-01T00:00:00Z">
+        <w:r>
+          <w:t xml:space="preserve"> </w:t>
+        </w:r>
+      </w:ins>
+      <w:ins w:id="55" w:author="PR Preview" w:date="2026-01-01T00:00:00Z">
+        <w:r>
+          <w:t xml:space="preserve">Expand</w:t>
+        </w:r>
+      </w:ins>
+      <w:ins w:id="56" w:author="PR Preview" w:date="2026-01-01T00:00:00Z">
+        <w:r>
+          <w:t xml:space="preserve"> </w:t>
+        </w:r>
+      </w:ins>
+      <m:oMath>
+        <m:r>
+          <m:rPr>
+            <m:sty m:val="p"/>
+          </m:rPr>
+          <m:t>(</m:t>
+        </m:r>
+        <m:r>
+          <m:t>1</m:t>
+        </m:r>
+        <m:r>
+          <m:rPr>
+            <m:sty m:val="p"/>
+          </m:rPr>
+          <m:t>−</m:t>
+        </m:r>
+        <m:r>
+          <m:t>x</m:t>
+        </m:r>
+        <m:r>
+          <m:t>y</m:t>
+        </m:r>
+        <m:sSup>
+          <m:e>
+            <m:r>
+              <m:rPr>
+                <m:sty m:val="p"/>
+              </m:rPr>
+              <m:t>)</m:t>
+            </m:r>
+          </m:e>
+          <m:sup>
+            <m:r>
+              <m:t>n</m:t>
+            </m:r>
+            <m:r>
+              <m:rPr>
+                <m:sty m:val="p"/>
+              </m:rPr>
+              <m:t>−</m:t>
+            </m:r>
+            <m:r>
+              <m:t>1</m:t>
+            </m:r>
+          </m:sup>
+        </m:sSup>
+        <m:r>
+          <m:rPr>
+            <m:sty m:val="p"/>
+          </m:rPr>
+          <m:t>=</m:t>
+        </m:r>
+        <m:nary>
+          <m:naryPr>
+            <m:chr m:val="∑"/>
+            <m:limLoc m:val="undOvr"/>
+            <m:subHide m:val="off"/>
+            <m:supHide m:val="off"/>
+          </m:naryPr>
+          <m:sub>
+            <m:r>
+              <m:t>k</m:t>
+            </m:r>
+            <m:r>
+              <m:rPr>
+                <m:sty m:val="p"/>
+              </m:rPr>
+              <m:t>=</m:t>
+            </m:r>
+            <m:r>
+              <m:t>0</m:t>
+            </m:r>
+          </m:sub>
+          <m:sup>
+            <m:r>
+              <m:t>n</m:t>
+            </m:r>
+            <m:r>
+              <m:rPr>
+                <m:sty m:val="p"/>
+              </m:rPr>
+              <m:t>−</m:t>
+            </m:r>
+            <m:r>
+              <m:t>1</m:t>
+            </m:r>
+          </m:sup>
+          <m:e>
+            <m:d>
+              <m:dPr>
+                <m:begChr m:val="("/>
+                <m:sepChr m:val=""/>
+                <m:endChr m:val=")"/>
+                <m:grow/>
+              </m:dPr>
+              <m:e>
+                <m:f>
+                  <m:fPr>
+                    <m:type m:val="noBar"/>
+                  </m:fPr>
+                  <m:num>
+                    <m:r>
+                      <m:t>n</m:t>
+                    </m:r>
+                    <m:r>
+                      <m:rPr>
+                        <m:sty m:val="p"/>
+                      </m:rPr>
+                      <m:t>−</m:t>
+                    </m:r>
+                    <m:r>
+                      <m:t>1</m:t>
+                    </m:r>
+                  </m:num>
+                  <m:den>
+                    <m:r>
+                      <m:t>k</m:t>
+                    </m:r>
+                  </m:den>
+                </m:f>
+              </m:e>
+            </m:d>
+          </m:e>
+        </m:nary>
+        <m:r>
+          <m:rPr>
+            <m:sty m:val="p"/>
+          </m:rPr>
+          <m:t>(</m:t>
+        </m:r>
+        <m:r>
+          <m:rPr>
+            <m:sty m:val="p"/>
+          </m:rPr>
+          <m:t>−</m:t>
+        </m:r>
+        <m:r>
+          <m:t>1</m:t>
+        </m:r>
+        <m:sSup>
+          <m:e>
+            <m:r>
+              <m:rPr>
+                <m:sty m:val="p"/>
+              </m:rPr>
+              <m:t>)</m:t>
+            </m:r>
+          </m:e>
+          <m:sup>
+            <m:r>
+              <m:t>k</m:t>
+            </m:r>
+          </m:sup>
+        </m:sSup>
+        <m:r>
+          <m:rPr>
+            <m:sty m:val="p"/>
+          </m:rPr>
+          <m:t>(</m:t>
+        </m:r>
+        <m:r>
+          <m:t>x</m:t>
+        </m:r>
+        <m:r>
+          <m:t>y</m:t>
+        </m:r>
+        <m:sSup>
+          <m:e>
+            <m:r>
+              <m:rPr>
+                <m:sty m:val="p"/>
+              </m:rPr>
+              <m:t>)</m:t>
+            </m:r>
+          </m:e>
+          <m:sup>
+            <m:r>
+              <m:t>k</m:t>
+            </m:r>
+          </m:sup>
+        </m:sSup>
+      </m:oMath>
+      <w:ins w:id="57" w:author="PR Preview" w:date="2026-01-01T00:00:00Z">
+        <w:r>
+          <w:t xml:space="preserve">. Integrating over</w:t>
+        </w:r>
+      </w:ins>
+      <w:ins w:id="58" w:author="PR Preview" w:date="2026-01-01T00:00:00Z">
+        <w:r>
+          <w:t xml:space="preserve"> </w:t>
+        </w:r>
+      </w:ins>
+      <m:oMath>
+        <m:r>
+          <m:rPr>
+            <m:sty m:val="p"/>
+          </m:rPr>
+          <m:t>[</m:t>
+        </m:r>
+        <m:r>
+          <m:t>0</m:t>
+        </m:r>
+        <m:r>
+          <m:rPr>
+            <m:sty m:val="p"/>
+          </m:rPr>
+          <m:t>,</m:t>
+        </m:r>
+        <m:r>
+          <m:t>1</m:t>
+        </m:r>
+        <m:sSup>
+          <m:e>
+            <m:r>
+              <m:rPr>
+                <m:sty m:val="p"/>
+              </m:rPr>
+              <m:t>]</m:t>
+            </m:r>
+          </m:e>
+          <m:sup>
+            <m:r>
+              <m:t>2</m:t>
+            </m:r>
+          </m:sup>
+        </m:sSup>
+      </m:oMath>
+      <w:ins w:id="59" w:author="PR Preview" w:date="2026-01-01T00:00:00Z">
+        <w:r>
+          <w:t xml:space="preserve">:</w:t>
+        </w:r>
+      </w:ins>
     </w:p>
     <w:p>
       <w:pPr>
@@ -26683,61 +27304,6 @@
                 </m:den>
               </m:f>
             </m:e>
-            <m:e>
-              <m:r>
-                <m:t>&amp;</m:t>
-              </m:r>
-              <m:r>
-                <m:rPr>
-                  <m:sty m:val="p"/>
-                </m:rPr>
-                <m:t>=</m:t>
-              </m:r>
-              <m:nary>
-                <m:naryPr>
-                  <m:chr m:val="∑"/>
-                  <m:limLoc m:val="undOvr"/>
-                  <m:subHide m:val="off"/>
-                  <m:supHide m:val="off"/>
-                </m:naryPr>
-                <m:sub>
-                  <m:r>
-                    <m:t>j</m:t>
-                  </m:r>
-                  <m:r>
-                    <m:rPr>
-                      <m:sty m:val="p"/>
-                    </m:rPr>
-                    <m:t>=</m:t>
-                  </m:r>
-                  <m:r>
-                    <m:t>1</m:t>
-                  </m:r>
-                </m:sub>
-                <m:sup>
-                  <m:r>
-                    <m:t>n</m:t>
-                  </m:r>
-                </m:sup>
-                <m:e>
-                  <m:f>
-                    <m:fPr>
-                      <m:type m:val="bar"/>
-                    </m:fPr>
-                    <m:num>
-                      <m:r>
-                        <m:t>1</m:t>
-                      </m:r>
-                    </m:num>
-                    <m:den>
-                      <m:r>
-                        <m:t>j</m:t>
-                      </m:r>
-                    </m:den>
-                  </m:f>
-                </m:e>
-              </m:nary>
-            </m:e>
           </m:eqArr>
         </m:oMath>
       </m:oMathPara>
@@ -26745,6 +27311,87 @@
     <w:p>
       <w:pPr>
         <w:pStyle w:val="FirstParagraph"/>
+      </w:pPr>
+      <w:ins w:id="60" w:author="PR Preview" w:date="2026-01-01T00:00:00Z">
+        <w:r>
+          <w:t xml:space="preserve">This reaches the alternating binomial sum for the same integral as above,</w:t>
+        </w:r>
+      </w:ins>
+      <w:ins w:id="61" w:author="PR Preview" w:date="2026-01-01T00:00:00Z">
+        <w:r>
+          <w:t xml:space="preserve"> </w:t>
+        </w:r>
+      </w:ins>
+      <w:ins w:id="62" w:author="PR Preview" w:date="2026-01-01T00:00:00Z">
+        <w:r>
+          <w:t xml:space="preserve">so it inherits the value</w:t>
+        </w:r>
+      </w:ins>
+      <w:ins w:id="63" w:author="PR Preview" w:date="2026-01-01T00:00:00Z">
+        <w:r>
+          <w:t xml:space="preserve"> </w:t>
+        </w:r>
+      </w:ins>
+      <m:oMath>
+        <m:nary>
+          <m:naryPr>
+            <m:chr m:val="∑"/>
+            <m:limLoc m:val="undOvr"/>
+            <m:subHide m:val="off"/>
+            <m:supHide m:val="off"/>
+          </m:naryPr>
+          <m:sub>
+            <m:r>
+              <m:t>j</m:t>
+            </m:r>
+            <m:r>
+              <m:rPr>
+                <m:sty m:val="p"/>
+              </m:rPr>
+              <m:t>=</m:t>
+            </m:r>
+            <m:r>
+              <m:t>1</m:t>
+            </m:r>
+          </m:sub>
+          <m:sup>
+            <m:r>
+              <m:t>n</m:t>
+            </m:r>
+          </m:sup>
+          <m:e>
+            <m:f>
+              <m:fPr>
+                <m:type m:val="bar"/>
+              </m:fPr>
+              <m:num>
+                <m:r>
+                  <m:t>1</m:t>
+                </m:r>
+              </m:num>
+              <m:den>
+                <m:r>
+                  <m:t>j</m:t>
+                </m:r>
+              </m:den>
+            </m:f>
+          </m:e>
+        </m:nary>
+      </m:oMath>
+      <w:ins w:id="64" w:author="PR Preview" w:date="2026-01-01T00:00:00Z">
+        <w:r>
+          <w:t xml:space="preserve"> </w:t>
+        </w:r>
+      </w:ins>
+      <w:ins w:id="65" w:author="PR Preview" w:date="2026-01-01T00:00:00Z">
+        <w:r>
+          <w:t xml:space="preserve">from the integration-then-geometric-series computation.</w:t>
+        </w:r>
+      </w:ins>
+    </w:p>
+    <w:p>
+      <w:pPr>
+        <w:pStyle w:val="BodyText"/>
       </w:pPr>
       <w:r>
         <w:rPr>
@@ -26877,25 +27524,270 @@
         <w:t xml:space="preserve">is the Euler-Mascheroni constant.</w:t>
       </w:r>
     </w:p>
-    <w:bookmarkEnd w:id="56"/>
+    <w:bookmarkEnd w:id="57"/>
+    <w:bookmarkStart w:id="58" w:name="thm-dint-harmonic-identity"/>
     <w:p>
       <w:pPr>
         <w:pStyle w:val="BodyText"/>
       </w:pPr>
-      <w:bookmarkStart w:id="57" w:name="thm-fubini-tonelli"/>
-      <w:bookmarkEnd w:id="57"/>
+      <w:r>
+        <w:rPr>
+          <w:b/>
+          <w:bCs/>
+        </w:rPr>
+        <w:t xml:space="preserve">Theorem 3 (Harmonic numbers as a double integral)</w:t>
+      </w:r>
+      <w:r>
+        <w:t xml:space="preserve"> </w:t>
+      </w:r>
+      <w:r>
+        <w:t xml:space="preserve">For every positive integer</w:t>
+      </w:r>
+      <w:r>
+        <w:t xml:space="preserve"> </w:t>
+      </w:r>
+      <m:oMath>
+        <m:r>
+          <m:t>n</m:t>
+        </m:r>
+      </m:oMath>
+      <w:r>
+        <w:t xml:space="preserve">,</w:t>
+      </w:r>
     </w:p>
-    <w:bookmarkStart w:id="64" w:name="thm-tonelli-measure"/>
     <w:p>
       <w:pPr>
         <w:pStyle w:val="BodyText"/>
       </w:pPr>
+      <m:oMathPara>
+        <m:oMathParaPr>
+          <m:jc m:val="center"/>
+        </m:oMathParaPr>
+        <m:oMath>
+          <m:nary>
+            <m:naryPr>
+              <m:chr m:val="∫"/>
+              <m:limLoc m:val="subSup"/>
+              <m:subHide m:val="off"/>
+              <m:supHide m:val="off"/>
+            </m:naryPr>
+            <m:sub>
+              <m:r>
+                <m:t>0</m:t>
+              </m:r>
+            </m:sub>
+            <m:sup>
+              <m:r>
+                <m:t>1</m:t>
+              </m:r>
+            </m:sup>
+            <m:e>
+              <m:nary>
+                <m:naryPr>
+                  <m:chr m:val="∫"/>
+                  <m:limLoc m:val="subSup"/>
+                  <m:subHide m:val="off"/>
+                  <m:supHide m:val="off"/>
+                </m:naryPr>
+                <m:sub>
+                  <m:r>
+                    <m:t>0</m:t>
+                  </m:r>
+                </m:sub>
+                <m:sup>
+                  <m:r>
+                    <m:t>1</m:t>
+                  </m:r>
+                </m:sup>
+                <m:e>
+                  <m:r>
+                    <m:t>n</m:t>
+                  </m:r>
+                </m:e>
+              </m:nary>
+            </m:e>
+          </m:nary>
+          <m:r>
+            <m:rPr>
+              <m:sty m:val="p"/>
+            </m:rPr>
+            <m:t>(</m:t>
+          </m:r>
+          <m:r>
+            <m:t>1</m:t>
+          </m:r>
+          <m:r>
+            <m:rPr>
+              <m:sty m:val="p"/>
+            </m:rPr>
+            <m:t>−</m:t>
+          </m:r>
+          <m:r>
+            <m:t>x</m:t>
+          </m:r>
+          <m:r>
+            <m:t>y</m:t>
+          </m:r>
+          <m:sSup>
+            <m:e>
+              <m:r>
+                <m:rPr>
+                  <m:sty m:val="p"/>
+                </m:rPr>
+                <m:t>)</m:t>
+              </m:r>
+            </m:e>
+            <m:sup>
+              <m:r>
+                <m:t>n</m:t>
+              </m:r>
+              <m:r>
+                <m:rPr>
+                  <m:sty m:val="p"/>
+                </m:rPr>
+                <m:t>−</m:t>
+              </m:r>
+              <m:r>
+                <m:t>1</m:t>
+              </m:r>
+            </m:sup>
+          </m:sSup>
+          <m:r>
+            <m:t> </m:t>
+          </m:r>
+          <m:r>
+            <m:t>d</m:t>
+          </m:r>
+          <m:r>
+            <m:t>x</m:t>
+          </m:r>
+          <m:r>
+            <m:t> </m:t>
+          </m:r>
+          <m:r>
+            <m:t>d</m:t>
+          </m:r>
+          <m:r>
+            <m:t>y</m:t>
+          </m:r>
+          <m:r>
+            <m:rPr>
+              <m:sty m:val="p"/>
+            </m:rPr>
+            <m:t>=</m:t>
+          </m:r>
+          <m:nary>
+            <m:naryPr>
+              <m:chr m:val="∑"/>
+              <m:limLoc m:val="undOvr"/>
+              <m:subHide m:val="off"/>
+              <m:supHide m:val="off"/>
+            </m:naryPr>
+            <m:sub>
+              <m:r>
+                <m:t>k</m:t>
+              </m:r>
+              <m:r>
+                <m:rPr>
+                  <m:sty m:val="p"/>
+                </m:rPr>
+                <m:t>=</m:t>
+              </m:r>
+              <m:r>
+                <m:t>1</m:t>
+              </m:r>
+            </m:sub>
+            <m:sup>
+              <m:r>
+                <m:t>n</m:t>
+              </m:r>
+            </m:sup>
+            <m:e>
+              <m:f>
+                <m:fPr>
+                  <m:type m:val="bar"/>
+                </m:fPr>
+                <m:num>
+                  <m:r>
+                    <m:t>1</m:t>
+                  </m:r>
+                </m:num>
+                <m:den>
+                  <m:r>
+                    <m:t>k</m:t>
+                  </m:r>
+                </m:den>
+              </m:f>
+            </m:e>
+          </m:nary>
+        </m:oMath>
+      </m:oMathPara>
+    </w:p>
+    <w:bookmarkEnd w:id="58"/>
+    <w:p>
+      <w:pPr>
+        <w:pStyle w:val="FirstParagraph"/>
+      </w:pPr>
+      <w:r>
+        <w:rPr>
+          <w:i/>
+          <w:iCs/>
+        </w:rPr>
+        <w:t xml:space="preserve">Proof</w:t>
+      </w:r>
+      <w:r>
+        <w:t xml:space="preserve">. </w:t>
+      </w:r>
+      <w:r>
+        <w:t xml:space="preserve">This is the solution to</w:t>
+      </w:r>
+      <w:r>
+        <w:t xml:space="preserve"> </w:t>
+      </w:r>
+      <w:hyperlink w:anchor="exr-miller-dint-harmonic-identity">
+        <w:r>
+          <w:rPr>
+            <w:rStyle w:val="Hyperlink"/>
+          </w:rPr>
+          <w:t xml:space="preserve">Exercise 8</w:t>
+        </w:r>
+      </w:hyperlink>
+      <w:r>
+        <w:t xml:space="preserve">, worked in</w:t>
+      </w:r>
+      <w:r>
+        <w:t xml:space="preserve"> </w:t>
+      </w:r>
+      <w:hyperlink w:anchor="sol-miller-dint-harmonic-identity">
+        <w:r>
+          <w:rPr>
+            <w:rStyle w:val="Hyperlink"/>
+          </w:rPr>
+          <w:t xml:space="preserve">Solution 8</w:t>
+        </w:r>
+      </w:hyperlink>
+      <w:r>
+        <w:t xml:space="preserve">.</w:t>
+      </w:r>
+    </w:p>
+    <w:p>
+      <w:pPr>
+        <w:pStyle w:val="BodyText"/>
+      </w:pPr>
+      <w:bookmarkStart w:id="59" w:name="thm-fubini-tonelli"/>
+      <w:bookmarkEnd w:id="59"/>
+    </w:p>
+    <w:bookmarkStart w:id="66" w:name="thm-tonelli-measure"/>
+    <w:p>
+      <w:pPr>
+        <w:pStyle w:val="BodyText"/>
+      </w:pPr>
       <w:r>
         <w:rPr>
           <w:b/>
           <w:bCs/>
         </w:rPr>
-        <w:t xml:space="preserve">Theorem 2 (Tonelli’s theorem (measure-theoretic form))</w:t>
+        <w:t xml:space="preserve">Theorem 4 (Tonelli’s theorem (measure-theoretic form))</w:t>
       </w:r>
       <w:r>
         <w:t xml:space="preserve"> </w:t>
@@ -27062,7 +27954,7 @@
       <w:r>
         <w:t xml:space="preserve"> </w:t>
       </w:r>
-      <w:hyperlink r:id="rId58">
+      <w:hyperlink r:id="rId60">
         <w:r>
           <w:rPr>
             <w:rStyle w:val="Hyperlink"/>
@@ -27176,7 +28068,7 @@
       <w:r>
         <w:t xml:space="preserve"> </w:t>
       </w:r>
-      <w:hyperlink r:id="rId59">
+      <w:hyperlink r:id="rId61">
         <w:r>
           <w:rPr>
             <w:rStyle w:val="Hyperlink"/>
@@ -27193,7 +28085,7 @@
       <w:r>
         <w:t xml:space="preserve"> </w:t>
       </w:r>
-      <w:hyperlink r:id="rId60">
+      <w:hyperlink r:id="rId62">
         <w:r>
           <w:rPr>
             <w:rStyle w:val="Hyperlink"/>
@@ -27290,7 +28182,7 @@
       <w:r>
         <w:t xml:space="preserve"> </w:t>
       </w:r>
-      <w:hyperlink r:id="rId61">
+      <w:hyperlink r:id="rId63">
         <w:r>
           <w:rPr>
             <w:rStyle w:val="Hyperlink"/>
@@ -27307,7 +28199,7 @@
       <w:r>
         <w:t xml:space="preserve"> </w:t>
       </w:r>
-      <w:hyperlink r:id="rId62">
+      <w:hyperlink r:id="rId64">
         <w:r>
           <w:rPr>
             <w:rStyle w:val="Hyperlink"/>
@@ -27362,7 +28254,7 @@
       <w:r>
         <w:t xml:space="preserve"> </w:t>
       </w:r>
-      <w:hyperlink r:id="rId63">
+      <w:hyperlink r:id="rId65">
         <w:r>
           <w:rPr>
             <w:rStyle w:val="Hyperlink"/>
@@ -27981,8 +28873,8 @@
         <w:t xml:space="preserve">(Billingsley 1995, Theorem 18.3; Gut 2013, Theorem 9.1, p. 65; Wikipedia contributors 2024)</w:t>
       </w:r>
     </w:p>
-    <w:bookmarkEnd w:id="64"/>
-    <w:bookmarkStart w:id="66" w:name="thm-fubini-measure"/>
+    <w:bookmarkEnd w:id="66"/>
+    <w:bookmarkStart w:id="68" w:name="thm-fubini-measure"/>
     <w:p>
       <w:pPr>
         <w:pStyle w:val="BodyText"/>
@@ -27992,7 +28884,7 @@
           <w:b/>
           <w:bCs/>
         </w:rPr>
-        <w:t xml:space="preserve">Theorem 3 (Fubini’s theorem (measure-theoretic form))</w:t>
+        <w:t xml:space="preserve">Theorem 5 (Fubini’s theorem (measure-theoretic form))</w:t>
       </w:r>
       <w:r>
         <w:t xml:space="preserve"> </w:t>
@@ -28159,7 +29051,7 @@
       <w:r>
         <w:t xml:space="preserve"> </w:t>
       </w:r>
-      <w:hyperlink r:id="rId58">
+      <w:hyperlink r:id="rId60">
         <w:r>
           <w:rPr>
             <w:rStyle w:val="Hyperlink"/>
@@ -28273,7 +29165,7 @@
       <w:r>
         <w:t xml:space="preserve"> </w:t>
       </w:r>
-      <w:hyperlink r:id="rId59">
+      <w:hyperlink r:id="rId61">
         <w:r>
           <w:rPr>
             <w:rStyle w:val="Hyperlink"/>
@@ -28290,7 +29182,7 @@
       <w:r>
         <w:t xml:space="preserve"> </w:t>
       </w:r>
-      <w:hyperlink r:id="rId60">
+      <w:hyperlink r:id="rId62">
         <w:r>
           <w:rPr>
             <w:rStyle w:val="Hyperlink"/>
@@ -28530,7 +29422,7 @@
       <w:r>
         <w:t xml:space="preserve"> </w:t>
       </w:r>
-      <w:hyperlink r:id="rId65">
+      <w:hyperlink r:id="rId67">
         <w:r>
           <w:rPr>
             <w:rStyle w:val="Hyperlink"/>
@@ -28550,7 +29442,7 @@
       <w:r>
         <w:t xml:space="preserve"> </w:t>
       </w:r>
-      <w:hyperlink r:id="rId63">
+      <w:hyperlink r:id="rId65">
         <w:r>
           <w:rPr>
             <w:rStyle w:val="Hyperlink"/>
@@ -29149,8 +30041,8 @@
         <w:t xml:space="preserve">(Billingsley 1995, Theorem 18.3; Gut 2013, Theorem 9.1, p. 65; Fubini 1907; Wikipedia contributors 2024)</w:t>
       </w:r>
     </w:p>
-    <w:bookmarkEnd w:id="66"/>
-    <w:bookmarkStart w:id="70" w:name="rem-fubini-tonelli-probability"/>
+    <w:bookmarkEnd w:id="68"/>
+    <w:bookmarkStart w:id="72" w:name="rem-fubini-tonelli-probability"/>
     <w:p>
       <w:pPr>
         <w:pStyle w:val="BodyText"/>
@@ -29213,7 +30105,7 @@
       <w:r>
         <w:t xml:space="preserve"> </w:t>
       </w:r>
-      <w:hyperlink r:id="rId67">
+      <w:hyperlink r:id="rId69">
         <w:r>
           <w:rPr>
             <w:rStyle w:val="Hyperlink"/>
@@ -29339,7 +30231,7 @@
       <w:r>
         <w:t xml:space="preserve">(</w:t>
       </w:r>
-      <w:hyperlink r:id="rId68">
+      <w:hyperlink r:id="rId70">
         <w:r>
           <w:rPr>
             <w:rStyle w:val="Hyperlink"/>
@@ -29401,7 +30293,7 @@
       <w:r>
         <w:t xml:space="preserve"> </w:t>
       </w:r>
-      <w:hyperlink r:id="rId65">
+      <w:hyperlink r:id="rId67">
         <w:r>
           <w:rPr>
             <w:rStyle w:val="Hyperlink"/>
@@ -29427,7 +30319,7 @@
       <w:r>
         <w:t xml:space="preserve"> </w:t>
       </w:r>
-      <w:hyperlink r:id="rId69">
+      <w:hyperlink r:id="rId71">
         <w:r>
           <w:rPr>
             <w:rStyle w:val="Hyperlink"/>
@@ -29615,8 +30507,8 @@
         <w:t xml:space="preserve">-finiteness alone does not make the iterated integrals agree.</w:t>
       </w:r>
     </w:p>
-    <w:bookmarkEnd w:id="70"/>
-    <w:bookmarkStart w:id="72" w:name="exm-fubini-tonelli-apply"/>
+    <w:bookmarkEnd w:id="72"/>
+    <w:bookmarkStart w:id="74" w:name="exm-fubini-tonelli-apply"/>
     <w:p>
       <w:pPr>
         <w:pStyle w:val="BodyText"/>
@@ -29642,7 +30534,7 @@
             <w:b/>
             <w:bCs/>
           </w:rPr>
-          <w:t xml:space="preserve">Theorem 2</w:t>
+          <w:t xml:space="preserve">Theorem 4</w:t>
         </w:r>
       </w:hyperlink>
       <w:r>
@@ -29700,7 +30592,7 @@
       <w:r>
         <w:t xml:space="preserve"> </w:t>
       </w:r>
-      <w:hyperlink r:id="rId71">
+      <w:hyperlink r:id="rId73">
         <m:oMath>
           <m:r>
             <m:rPr>
@@ -30190,7 +31082,7 @@
           <w:rPr>
             <w:rStyle w:val="Hyperlink"/>
           </w:rPr>
-          <w:t xml:space="preserve">Theorem 2</w:t>
+          <w:t xml:space="preserve">Theorem 4</w:t>
         </w:r>
       </w:hyperlink>
       <w:r>
@@ -30316,7 +31208,7 @@
           <w:rPr>
             <w:rStyle w:val="Hyperlink"/>
           </w:rPr>
-          <w:t xml:space="preserve">Theorem 2</w:t>
+          <w:t xml:space="preserve">Theorem 4</w:t>
         </w:r>
       </w:hyperlink>
       <w:r>
@@ -32727,7 +33619,7 @@
           <w:rPr>
             <w:rStyle w:val="Hyperlink"/>
           </w:rPr>
-          <w:t xml:space="preserve">Theorem 2</w:t>
+          <w:t xml:space="preserve">Theorem 4</w:t>
         </w:r>
       </w:hyperlink>
       <w:r>
@@ -32737,8 +33629,8 @@
         <w:t xml:space="preserve">guarantees.</w:t>
       </w:r>
     </w:p>
-    <w:bookmarkEnd w:id="72"/>
-    <w:bookmarkStart w:id="73" w:name="exm-fubini-fail-tonelli"/>
+    <w:bookmarkEnd w:id="74"/>
+    <w:bookmarkStart w:id="75" w:name="exm-fubini-fail-tonelli"/>
     <w:p>
       <w:pPr>
         <w:pStyle w:val="BodyText"/>
@@ -32924,7 +33816,7 @@
           <w:rPr>
             <w:rStyle w:val="Hyperlink"/>
           </w:rPr>
-          <w:t xml:space="preserve">Theorem 2</w:t>
+          <w:t xml:space="preserve">Theorem 4</w:t>
         </w:r>
       </w:hyperlink>
       <w:r>
@@ -32941,7 +33833,7 @@
           <w:rPr>
             <w:rStyle w:val="Hyperlink"/>
           </w:rPr>
-          <w:t xml:space="preserve">Theorem 3</w:t>
+          <w:t xml:space="preserve">Theorem 5</w:t>
         </w:r>
       </w:hyperlink>
       <w:r>
@@ -33040,7 +33932,7 @@
           <w:rPr>
             <w:rStyle w:val="Hyperlink"/>
           </w:rPr>
-          <w:t xml:space="preserve">Theorem 3</w:t>
+          <w:t xml:space="preserve">Theorem 5</w:t>
         </w:r>
       </w:hyperlink>
       <w:r>
@@ -33823,7 +34715,7 @@
           <w:rPr>
             <w:rStyle w:val="Hyperlink"/>
           </w:rPr>
-          <w:t xml:space="preserve">Theorem 3</w:t>
+          <w:t xml:space="preserve">Theorem 5</w:t>
         </w:r>
       </w:hyperlink>
       <w:r>
@@ -33846,7 +34738,7 @@
           <w:rPr>
             <w:rStyle w:val="Hyperlink"/>
           </w:rPr>
-          <w:t xml:space="preserve">Theorem 2</w:t>
+          <w:t xml:space="preserve">Theorem 4</w:t>
         </w:r>
       </w:hyperlink>
       <w:r>
@@ -33913,9 +34805,9 @@
         <w:t xml:space="preserve">(Wikipedia contributors 2024)</w:t>
       </w:r>
     </w:p>
-    <w:bookmarkEnd w:id="73"/>
-    <w:bookmarkStart w:id="84" w:name="refs"/>
-    <w:bookmarkStart w:id="74" w:name="ref-billingsley1995probability"/>
+    <w:bookmarkEnd w:id="75"/>
+    <w:bookmarkStart w:id="86" w:name="refs"/>
+    <w:bookmarkStart w:id="76" w:name="ref-billingsley1995probability"/>
     <w:p>
       <w:pPr>
         <w:pStyle w:val="Bibliography"/>
@@ -33937,8 +34829,8 @@
         <w:t xml:space="preserve">. 3rd ed. Wiley Series in Probability and Mathematical Statistics. Wiley.</w:t>
       </w:r>
     </w:p>
-    <w:bookmarkEnd w:id="74"/>
-    <w:bookmarkStart w:id="75" w:name="ref-fubini1907"/>
+    <w:bookmarkEnd w:id="76"/>
+    <w:bookmarkStart w:id="77" w:name="ref-fubini1907"/>
     <w:p>
       <w:pPr>
         <w:pStyle w:val="Bibliography"/>
@@ -33969,8 +34861,8 @@
         <w:t xml:space="preserve">16: 608–14.</w:t>
       </w:r>
     </w:p>
-    <w:bookmarkEnd w:id="75"/>
-    <w:bookmarkStart w:id="77" w:name="ref-gut2013"/>
+    <w:bookmarkEnd w:id="77"/>
+    <w:bookmarkStart w:id="79" w:name="ref-gut2013"/>
     <w:p>
       <w:pPr>
         <w:pStyle w:val="Bibliography"/>
@@ -33994,7 +34886,7 @@
       <w:r>
         <w:t xml:space="preserve"> </w:t>
       </w:r>
-      <w:hyperlink r:id="rId76">
+      <w:hyperlink r:id="rId78">
         <w:r>
           <w:rPr>
             <w:rStyle w:val="Hyperlink"/>
@@ -34006,8 +34898,8 @@
         <w:t xml:space="preserve">.</w:t>
       </w:r>
     </w:p>
-    <w:bookmarkEnd w:id="77"/>
-    <w:bookmarkStart w:id="79" w:name="ref-larsonCalc11e"/>
+    <w:bookmarkEnd w:id="79"/>
+    <w:bookmarkStart w:id="81" w:name="ref-larsonCalc11e"/>
     <w:p>
       <w:pPr>
         <w:pStyle w:val="Bibliography"/>
@@ -34031,7 +34923,7 @@
       <w:r>
         <w:t xml:space="preserve"> </w:t>
       </w:r>
-      <w:hyperlink r:id="rId78">
+      <w:hyperlink r:id="rId80">
         <w:r>
           <w:rPr>
             <w:rStyle w:val="Hyperlink"/>
@@ -34043,8 +34935,8 @@
         <w:t xml:space="preserve">.</w:t>
       </w:r>
     </w:p>
-    <w:bookmarkEnd w:id="79"/>
-    <w:bookmarkStart w:id="81" w:name="ref-problifesavercalc"/>
+    <w:bookmarkEnd w:id="81"/>
+    <w:bookmarkStart w:id="83" w:name="ref-problifesavercalc"/>
     <w:p>
       <w:pPr>
         <w:pStyle w:val="Bibliography"/>
@@ -34068,7 +34960,7 @@
       <w:r>
         <w:t xml:space="preserve"> </w:t>
       </w:r>
-      <w:hyperlink r:id="rId80">
+      <w:hyperlink r:id="rId82">
         <w:r>
           <w:rPr>
             <w:rStyle w:val="Hyperlink"/>
@@ -34080,8 +34972,8 @@
         <w:t xml:space="preserve">.</w:t>
       </w:r>
     </w:p>
-    <w:bookmarkEnd w:id="81"/>
-    <w:bookmarkStart w:id="83" w:name="ref-wp:fubini"/>
+    <w:bookmarkEnd w:id="83"/>
+    <w:bookmarkStart w:id="85" w:name="ref-wp:fubini"/>
     <w:p>
       <w:pPr>
         <w:pStyle w:val="Bibliography"/>
@@ -34140,7 +35032,7 @@
       <w:r>
         <w:t xml:space="preserve"> </w:t>
       </w:r>
-      <w:hyperlink r:id="rId82">
+      <w:hyperlink r:id="rId84">
         <w:r>
           <w:rPr>
             <w:rStyle w:val="Hyperlink"/>
@@ -34152,9 +35044,9 @@
         <w:t xml:space="preserve">.</w:t>
       </w:r>
     </w:p>
-    <w:bookmarkEnd w:id="83"/>
-    <w:bookmarkEnd w:id="84"/>
     <w:bookmarkEnd w:id="85"/>
+    <w:bookmarkEnd w:id="86"/>
+    <w:bookmarkEnd w:id="87"/>
     <w:sectPr>
       <w:footnotePr>
         <w:numRestart w:val="eachSect"/>
